--- a/Cover_Letters/Shinoy_Swisscom_Senior_Software_Engineer_Cover_Letter.docx
+++ b/Cover_Letters/Shinoy_Swisscom_Senior_Software_Engineer_Cover_Letter.docx
@@ -14,7 +14,7 @@
     </w:p>
     <w:p>
       <w:r>
-        <w:t>September 01, 2026</w:t>
+        <w:t>September 22, 2026</w:t>
       </w:r>
     </w:p>
     <w:p>
@@ -35,12 +35,12 @@
     </w:p>
     <w:p>
       <w:r>
-        <w:t>Your focus on modernizing platforms and advancing mobile services closely matches my background in test automation and cloud environments. In my recent work, I have built scalable testing frameworks using Java and TypeScript, while setting up automated pipelines with Kubernetes, Docker, and AWS. I also use AI tools like Gemini Code Assist to speed up test generation and deployment scripts.</w:t>
+        <w:t>Your focus on modernizing mobile service platforms and working with cloud-native technologies aligns well with my background in test automation and infrastructure. In my recent roles, I have worked extensively with Kubernetes, cloud environments, and CI/CD pipelines to support continuous delivery. I also enjoy collaborating closely with product owners and developers to shape technical solutions and solve complex problems.</w:t>
       </w:r>
     </w:p>
     <w:p>
       <w:r>
-        <w:t>I appreciate how Swisscom combines technical engineering with a collaborative Agile environment in Rotterdam. Bringing my experience in quality assurance and cloud infrastructure to your team feels like a natural step.</w:t>
+        <w:t>I have practical experience using tools like Gemini Code Assist to streamline test generation and deployment scripts, which helps speed up delivery outcomes. Bringing a proactive, hands-on approach to engineering, I am ready to contribute to your mobile enabling and transformation area in Rotterdam.</w:t>
       </w:r>
     </w:p>
     <w:p>

--- a/Cover_Letters/Shinoy_Swisscom_Senior_Software_Engineer_Cover_Letter.docx
+++ b/Cover_Letters/Shinoy_Swisscom_Senior_Software_Engineer_Cover_Letter.docx
@@ -14,7 +14,7 @@
     </w:p>
     <w:p>
       <w:r>
-        <w:t>September 22, 2026</w:t>
+        <w:t>October 13, 2026</w:t>
       </w:r>
     </w:p>
     <w:p>
@@ -35,12 +35,12 @@
     </w:p>
     <w:p>
       <w:r>
-        <w:t>Your focus on modernizing mobile service platforms and working with cloud-native technologies aligns well with my background in test automation and infrastructure. In my recent roles, I have worked extensively with Kubernetes, cloud environments, and CI/CD pipelines to support continuous delivery. I also enjoy collaborating closely with product owners and developers to shape technical solutions and solve complex problems.</w:t>
+        <w:t>Your focus on modernizing platforms and driving automation at the mobile enabling and transformation area aligns well with my background in building reliable test frameworks and cloud pipelines. I have spent years working with Java, Selenium, Playwright, and AWS to ensure stable releases in financial and complex digital environments. I also appreciate your emphasis on practical AI tools, as I have used Gemini Code Assist to streamline test generation and deployment processes in my recent work.</w:t>
       </w:r>
     </w:p>
     <w:p>
       <w:r>
-        <w:t>I have practical experience using tools like Gemini Code Assist to streamline test generation and deployment scripts, which helps speed up delivery outcomes. Bringing a proactive, hands-on approach to engineering, I am ready to contribute to your mobile enabling and transformation area in Rotterdam.</w:t>
+        <w:t>I am comfortable engaging with technical and business stakeholders to align on requirements and deliver solutions that meet user needs. Working in your Rotterdam office within a multi-cultural agile setting sounds like a great fit for my engineering background.</w:t>
       </w:r>
     </w:p>
     <w:p>

--- a/Cover_Letters/Shinoy_Swisscom_Senior_Software_Engineer_Cover_Letter.docx
+++ b/Cover_Letters/Shinoy_Swisscom_Senior_Software_Engineer_Cover_Letter.docx
@@ -14,7 +14,7 @@
     </w:p>
     <w:p>
       <w:r>
-        <w:t>October 13, 2026</w:t>
+        <w:t>October 16, 2026</w:t>
       </w:r>
     </w:p>
     <w:p>
@@ -35,12 +35,12 @@
     </w:p>
     <w:p>
       <w:r>
-        <w:t>Your focus on modernizing platforms and driving automation at the mobile enabling and transformation area aligns well with my background in building reliable test frameworks and cloud pipelines. I have spent years working with Java, Selenium, Playwright, and AWS to ensure stable releases in financial and complex digital environments. I also appreciate your emphasis on practical AI tools, as I have used Gemini Code Assist to streamline test generation and deployment processes in my recent work.</w:t>
+        <w:t>I have spent my career working with cross-functional teams to build automated testing frameworks and manage CI/CD pipelines in cloud environments. In my recent roles, I have focused on translating requirements into reliable solutions while collaborating closely with developers and stakeholders. I also use AI-assisted tools like Gemini Code Assist to streamline test generation and deployment processes, which helps speed up delivery cycles.</w:t>
       </w:r>
     </w:p>
     <w:p>
       <w:r>
-        <w:t>I am comfortable engaging with technical and business stakeholders to align on requirements and deliver solutions that meet user needs. Working in your Rotterdam office within a multi-cultural agile setting sounds like a great fit for my engineering background.</w:t>
+        <w:t>Your work in mobile services and cloud-native platforms matches my background in automation and infrastructure. I appreciate the focus on agile engineering practices and am ready to help support your team's goals.</w:t>
       </w:r>
     </w:p>
     <w:p>
